--- a/reports/Student #5/C3/D01/05 - Requirements - Student #5.docx
+++ b/reports/Student #5/C3/D01/05 - Requirements - Student #5.docx
@@ -125,7 +125,6 @@
               </w:rPr>
               <w:tab/>
             </w:r>
-            <w:permStart w:id="379328249" w:edGrp="everyone"/>
             <w:sdt>
               <w:sdtPr>
                 <w:rPr>
@@ -139,6 +138,7 @@
                 <w15:appearance w15:val="hidden"/>
                 <w:text/>
               </w:sdtPr>
+              <w:sdtEndPr/>
               <w:sdtContent>
                 <w:r>
                   <w:rPr>
@@ -150,7 +150,7 @@
                   <w:rPr>
                     <w:rFonts w:asciiTheme="majorHAnsi" w:hAnsiTheme="majorHAnsi" w:cstheme="majorHAnsi"/>
                   </w:rPr>
-                  <w:t>1</w:t>
+                  <w:t>3</w:t>
                 </w:r>
                 <w:r>
                   <w:rPr>
@@ -162,7 +162,13 @@
                   <w:rPr>
                     <w:rFonts w:asciiTheme="majorHAnsi" w:hAnsiTheme="majorHAnsi" w:cstheme="majorHAnsi"/>
                   </w:rPr>
-                  <w:t>021</w:t>
+                  <w:t>02</w:t>
+                </w:r>
+                <w:r>
+                  <w:rPr>
+                    <w:rFonts w:asciiTheme="majorHAnsi" w:hAnsiTheme="majorHAnsi" w:cstheme="majorHAnsi"/>
+                  </w:rPr>
+                  <w:t>6</w:t>
                 </w:r>
                 <w:r>
                   <w:rPr>
@@ -172,7 +178,6 @@
                 </w:r>
               </w:sdtContent>
             </w:sdt>
-            <w:permEnd w:id="379328249"/>
           </w:p>
         </w:tc>
       </w:tr>
@@ -215,7 +220,6 @@
               </w:rPr>
               <w:tab/>
             </w:r>
-            <w:permStart w:id="955522721" w:edGrp="everyone"/>
             <w:sdt>
               <w:sdtPr>
                 <w:rPr>
@@ -234,11 +238,10 @@
                   <w:rPr>
                     <w:rFonts w:asciiTheme="majorHAnsi" w:hAnsiTheme="majorHAnsi" w:cstheme="majorBidi"/>
                   </w:rPr>
-                  <w:t xml:space="preserve"> https://github.com/DP2-C1-021/Acme-ANS-D01-25.1.0</w:t>
+                  <w:t>https://github.com/marioreyesapresa/Acme-ANS-C3</w:t>
                 </w:r>
               </w:sdtContent>
             </w:sdt>
-            <w:permEnd w:id="955522721"/>
           </w:p>
         </w:tc>
       </w:tr>
@@ -296,7 +299,6 @@
               </w:rPr>
               <w:tab/>
             </w:r>
-            <w:permStart w:id="1490430286" w:edGrp="everyone"/>
             <w:r>
               <w:rPr>
                 <w:rFonts w:asciiTheme="majorHAnsi" w:hAnsiTheme="majorHAnsi" w:cstheme="majorBidi"/>
@@ -310,7 +312,6 @@
               <w:t>5398*****</w:t>
             </w:r>
           </w:p>
-          <w:permEnd w:id="1490430286"/>
           <w:p>
             <w:pPr>
               <w:pStyle w:val="Sinespaciado"/>
@@ -340,7 +341,6 @@
               </w:rPr>
               <w:tab/>
             </w:r>
-            <w:permStart w:id="1588551831" w:edGrp="everyone"/>
             <w:sdt>
               <w:sdtPr>
                 <w:rPr>
@@ -354,6 +354,7 @@
                 <w15:appearance w15:val="hidden"/>
                 <w:text/>
               </w:sdtPr>
+              <w:sdtEndPr/>
               <w:sdtContent>
                 <w:r>
                   <w:rPr>
@@ -361,12 +362,14 @@
                   </w:rPr>
                   <w:t xml:space="preserve"> </w:t>
                 </w:r>
+                <w:proofErr w:type="spellStart"/>
                 <w:r>
                   <w:rPr>
                     <w:rFonts w:asciiTheme="majorHAnsi" w:hAnsiTheme="majorHAnsi" w:cstheme="majorHAnsi"/>
                   </w:rPr>
                   <w:t>marreyapr</w:t>
                 </w:r>
+                <w:proofErr w:type="spellEnd"/>
                 <w:r>
                   <w:rPr>
                     <w:rFonts w:asciiTheme="majorHAnsi" w:hAnsiTheme="majorHAnsi" w:cstheme="majorHAnsi"/>
@@ -375,7 +378,6 @@
                 </w:r>
               </w:sdtContent>
             </w:sdt>
-            <w:permEnd w:id="1588551831"/>
           </w:p>
           <w:p>
             <w:pPr>
@@ -404,7 +406,6 @@
               </w:rPr>
               <w:tab/>
             </w:r>
-            <w:permStart w:id="441854091" w:edGrp="everyone"/>
             <w:sdt>
               <w:sdtPr>
                 <w:rPr>
@@ -418,6 +419,7 @@
                 <w15:appearance w15:val="hidden"/>
                 <w:text/>
               </w:sdtPr>
+              <w:sdtEndPr/>
               <w:sdtContent>
                 <w:r>
                   <w:rPr>
@@ -451,7 +453,6 @@
                 </w:r>
               </w:sdtContent>
             </w:sdt>
-            <w:permEnd w:id="441854091"/>
           </w:p>
           <w:p>
             <w:pPr>
@@ -480,7 +481,6 @@
               </w:rPr>
               <w:tab/>
             </w:r>
-            <w:permStart w:id="16126159" w:edGrp="everyone"/>
             <w:sdt>
               <w:sdtPr>
                 <w:rPr>
@@ -494,6 +494,7 @@
                 <w15:appearance w15:val="hidden"/>
                 <w:text/>
               </w:sdtPr>
+              <w:sdtEndPr/>
               <w:sdtContent>
                 <w:r>
                   <w:rPr>
@@ -515,7 +516,6 @@
                 </w:r>
               </w:sdtContent>
             </w:sdt>
-            <w:permEnd w:id="16126159"/>
           </w:p>
         </w:tc>
       </w:tr>
@@ -563,7 +563,6 @@
               </w:rPr>
               <w:tab/>
             </w:r>
-            <w:permStart w:id="925041655" w:edGrp="everyone"/>
             <w:sdt>
               <w:sdtPr>
                 <w:rPr>
@@ -577,6 +576,7 @@
                 <w15:appearance w15:val="hidden"/>
                 <w:text/>
               </w:sdtPr>
+              <w:sdtEndPr/>
               <w:sdtContent>
                 <w:r>
                   <w:rPr>
@@ -620,12 +620,14 @@
                   </w:rPr>
                   <w:t xml:space="preserve">, </w:t>
                 </w:r>
+                <w:proofErr w:type="gramStart"/>
                 <w:r>
                   <w:rPr>
                     <w:rFonts w:asciiTheme="majorHAnsi" w:hAnsiTheme="majorHAnsi" w:cstheme="majorHAnsi"/>
                   </w:rPr>
                   <w:t>2025</w:t>
                 </w:r>
+                <w:proofErr w:type="gramEnd"/>
                 <w:r>
                   <w:rPr>
                     <w:rFonts w:asciiTheme="majorHAnsi" w:hAnsiTheme="majorHAnsi" w:cstheme="majorHAnsi"/>
@@ -634,7 +636,6 @@
                 </w:r>
               </w:sdtContent>
             </w:sdt>
-            <w:permEnd w:id="925041655"/>
           </w:p>
         </w:tc>
       </w:tr>
@@ -651,7 +652,6 @@
         <w:rPr>
           <w:rFonts w:cstheme="majorHAnsi"/>
         </w:rPr>
-        <w:lastRenderedPageBreak/>
         <w:t>MANDATORY</w:t>
       </w:r>
       <w:r>
@@ -839,7 +839,6 @@
         <w:t>” denotes your name/s.</w:t>
       </w:r>
     </w:p>
-    <w:permStart w:id="1733719730" w:edGrp="everyone"/>
     <w:p>
       <w:pPr>
         <w:pStyle w:val="Comment-Grader"/>
@@ -854,6 +853,7 @@
           <w15:appearance w15:val="hidden"/>
           <w:text/>
         </w:sdtPr>
+        <w:sdtEndPr/>
         <w:sdtContent>
           <w:r>
             <w:t xml:space="preserve">  </w:t>
@@ -867,11 +867,7 @@
         </w:sdtContent>
       </w:sdt>
       <w:r>
-        <w:t xml:space="preserve"> </w:t>
-      </w:r>
-      <w:permEnd w:id="1733719730"/>
-      <w:r>
-        <w:t xml:space="preserve">   </w:t>
+        <w:t xml:space="preserve">    </w:t>
       </w:r>
     </w:p>
     <w:p>
@@ -953,13 +949,15 @@
         <w:t xml:space="preserve">.  </w:t>
       </w:r>
     </w:p>
-    <w:permStart w:id="244456920" w:edGrp="everyone"/>
     <w:p>
       <w:pPr>
         <w:pStyle w:val="Comment-Grader"/>
       </w:pPr>
       <w:sdt>
         <w:sdtPr>
+          <w:rPr>
+            <w:u w:val="single"/>
+          </w:rPr>
           <w:tag w:val="Verdict"/>
           <w:id w:val="1759554758"/>
           <w:placeholder>
@@ -970,11 +968,13 @@
         </w:sdtPr>
         <w:sdtContent>
           <w:r>
-            <w:t xml:space="preserve">  https://github.com/orgs/DP2-C1-021/projects/1  </w:t>
+            <w:rPr>
+              <w:u w:val="single"/>
+            </w:rPr>
+            <w:t xml:space="preserve">  https://github.com/users/marioreyesapresa/projects/4/views/1?filterQuery=label%3AD01</w:t>
           </w:r>
         </w:sdtContent>
       </w:sdt>
-      <w:permEnd w:id="244456920"/>
       <w:r>
         <w:t xml:space="preserve">   </w:t>
       </w:r>
@@ -1054,7 +1054,6 @@
         <w:rPr>
           <w:rFonts w:cstheme="majorHAnsi"/>
         </w:rPr>
-        <w:lastRenderedPageBreak/>
         <w:t>MANDATORY</w:t>
       </w:r>
       <w:r>
@@ -1259,7 +1258,6 @@
         <w:t xml:space="preserve">.  </w:t>
       </w:r>
     </w:p>
-    <w:permStart w:id="1580534963" w:edGrp="everyone"/>
     <w:p>
       <w:pPr>
         <w:pStyle w:val="Comment-Grader"/>
@@ -1274,13 +1272,13 @@
           <w15:appearance w15:val="hidden"/>
           <w:text/>
         </w:sdtPr>
+        <w:sdtEndPr/>
         <w:sdtContent>
           <w:r>
             <w:t xml:space="preserve">    </w:t>
           </w:r>
         </w:sdtContent>
       </w:sdt>
-      <w:permEnd w:id="1580534963"/>
       <w:r>
         <w:t xml:space="preserve">  </w:t>
       </w:r>
@@ -1420,7 +1418,6 @@
       </w:r>
     </w:p>
     <w:bookmarkEnd w:id="0"/>
-    <w:permStart w:id="1685676958" w:edGrp="everyone"/>
     <w:p>
       <w:pPr>
         <w:pStyle w:val="Comment-Grader"/>
@@ -1435,13 +1432,13 @@
           <w15:appearance w15:val="hidden"/>
           <w:text/>
         </w:sdtPr>
+        <w:sdtEndPr/>
         <w:sdtContent>
           <w:r>
             <w:t xml:space="preserve">    </w:t>
           </w:r>
         </w:sdtContent>
       </w:sdt>
-      <w:permEnd w:id="1685676958"/>
       <w:r>
         <w:t xml:space="preserve"> </w:t>
       </w:r>
@@ -1562,7 +1559,6 @@
       </w:r>
     </w:p>
     <w:bookmarkStart w:id="1" w:name="_Hlk157677981"/>
-    <w:permStart w:id="339812661" w:edGrp="everyone"/>
     <w:p>
       <w:pPr>
         <w:pStyle w:val="Comment-Grader"/>
@@ -1576,13 +1572,13 @@
           </w:placeholder>
           <w:text/>
         </w:sdtPr>
+        <w:sdtEndPr/>
         <w:sdtContent>
           <w:r>
             <w:t xml:space="preserve">    </w:t>
           </w:r>
         </w:sdtContent>
       </w:sdt>
-      <w:permEnd w:id="339812661"/>
       <w:r>
         <w:t xml:space="preserve">   </w:t>
       </w:r>
@@ -1689,7 +1685,6 @@
         <w:rPr>
           <w:rFonts w:cstheme="majorHAnsi"/>
         </w:rPr>
-        <w:lastRenderedPageBreak/>
         <w:t>Testing requirements</w:t>
       </w:r>
     </w:p>
@@ -1794,7 +1789,6 @@
         <w:t>his or her profile.   </w:t>
       </w:r>
     </w:p>
-    <w:permStart w:id="891315281" w:edGrp="everyone"/>
     <w:p>
       <w:pPr>
         <w:pStyle w:val="Comment-Grader"/>
@@ -1809,13 +1803,13 @@
           <w15:appearance w15:val="hidden"/>
           <w:text/>
         </w:sdtPr>
+        <w:sdtEndPr/>
         <w:sdtContent>
           <w:r>
             <w:t xml:space="preserve">    </w:t>
           </w:r>
         </w:sdtContent>
       </w:sdt>
-      <w:permEnd w:id="891315281"/>
     </w:p>
     <w:p>
       <w:pPr>
@@ -1845,7 +1839,6 @@
         <w:t xml:space="preserve">.  </w:t>
       </w:r>
     </w:p>
-    <w:permStart w:id="338698352" w:edGrp="everyone"/>
     <w:p>
       <w:pPr>
         <w:pStyle w:val="Comment-Grader"/>
@@ -1860,13 +1853,13 @@
           <w15:appearance w15:val="hidden"/>
           <w:text/>
         </w:sdtPr>
+        <w:sdtEndPr/>
         <w:sdtContent>
           <w:r>
             <w:t xml:space="preserve">    </w:t>
           </w:r>
         </w:sdtContent>
       </w:sdt>
-      <w:permEnd w:id="338698352"/>
       <w:r>
         <w:t xml:space="preserve">   </w:t>
       </w:r>
@@ -1899,7 +1892,6 @@
         <w:rPr>
           <w:rFonts w:cstheme="majorHAnsi"/>
         </w:rPr>
-        <w:lastRenderedPageBreak/>
         <w:t>MANDATORY</w:t>
       </w:r>
       <w:r>
@@ -2104,7 +2096,6 @@
         <w:t>.</w:t>
       </w:r>
     </w:p>
-    <w:permStart w:id="8470091" w:edGrp="everyone"/>
     <w:p>
       <w:pPr>
         <w:pStyle w:val="Comment-Grader"/>
@@ -2119,13 +2110,13 @@
           <w15:appearance w15:val="hidden"/>
           <w:text/>
         </w:sdtPr>
+        <w:sdtEndPr/>
         <w:sdtContent>
           <w:r>
             <w:t xml:space="preserve">    </w:t>
           </w:r>
         </w:sdtContent>
       </w:sdt>
-      <w:permEnd w:id="8470091"/>
       <w:r>
         <w:t xml:space="preserve">    </w:t>
       </w:r>
@@ -2193,7 +2184,6 @@
         <w:t xml:space="preserve"> and publish tasks.  Note that published tasks cannot be updated or deleted.</w:t>
       </w:r>
     </w:p>
-    <w:permStart w:id="66585966" w:edGrp="everyone"/>
     <w:p>
       <w:pPr>
         <w:pStyle w:val="Comment-Grader"/>
@@ -2208,13 +2198,13 @@
           <w15:appearance w15:val="hidden"/>
           <w:text/>
         </w:sdtPr>
+        <w:sdtEndPr/>
         <w:sdtContent>
           <w:r>
             <w:t xml:space="preserve">    </w:t>
           </w:r>
         </w:sdtContent>
       </w:sdt>
-      <w:permEnd w:id="66585966"/>
       <w:r>
         <w:t xml:space="preserve">    </w:t>
       </w:r>
@@ -2304,7 +2294,6 @@
         <w:t xml:space="preserve">.  </w:t>
       </w:r>
     </w:p>
-    <w:permStart w:id="1123494185" w:edGrp="everyone"/>
     <w:p>
       <w:pPr>
         <w:pStyle w:val="Comment-Grader"/>
@@ -2319,13 +2308,13 @@
           <w15:appearance w15:val="hidden"/>
           <w:text/>
         </w:sdtPr>
+        <w:sdtEndPr/>
         <w:sdtContent>
           <w:r>
             <w:t xml:space="preserve">    </w:t>
           </w:r>
         </w:sdtContent>
       </w:sdt>
-      <w:permEnd w:id="1123494185"/>
       <w:r>
         <w:t xml:space="preserve">   </w:t>
       </w:r>
@@ -2345,7 +2334,6 @@
         <w:rPr>
           <w:rFonts w:cstheme="majorHAnsi"/>
         </w:rPr>
-        <w:lastRenderedPageBreak/>
         <w:t>MANDATORY</w:t>
       </w:r>
       <w:r>
@@ -2389,7 +2377,6 @@
         <w:t xml:space="preserve">Create appropriate indices for your entities, if required.  </w:t>
       </w:r>
     </w:p>
-    <w:permStart w:id="1780682074" w:edGrp="everyone"/>
     <w:p>
       <w:pPr>
         <w:pStyle w:val="Comment-Grader"/>
@@ -2407,13 +2394,13 @@
           <w15:appearance w15:val="hidden"/>
           <w:text/>
         </w:sdtPr>
+        <w:sdtEndPr/>
         <w:sdtContent>
           <w:r>
             <w:t xml:space="preserve">    </w:t>
           </w:r>
         </w:sdtContent>
       </w:sdt>
-      <w:permEnd w:id="1780682074"/>
       <w:r>
         <w:t xml:space="preserve">   </w:t>
       </w:r>
@@ -2501,7 +2488,6 @@
         <w:t>.</w:t>
       </w:r>
     </w:p>
-    <w:permStart w:id="973563344" w:edGrp="everyone"/>
     <w:p>
       <w:pPr>
         <w:pStyle w:val="Comment-Grader"/>
@@ -2515,13 +2501,13 @@
           </w:placeholder>
           <w:text/>
         </w:sdtPr>
+        <w:sdtEndPr/>
         <w:sdtContent>
           <w:r>
             <w:t xml:space="preserve">    </w:t>
           </w:r>
         </w:sdtContent>
       </w:sdt>
-      <w:permEnd w:id="973563344"/>
       <w:r>
         <w:t xml:space="preserve">   </w:t>
       </w:r>
@@ -2554,7 +2540,6 @@
         <w:t xml:space="preserve">.  </w:t>
       </w:r>
     </w:p>
-    <w:permStart w:id="182535402" w:edGrp="everyone"/>
     <w:p>
       <w:pPr>
         <w:pStyle w:val="Comment-Grader"/>
@@ -2569,13 +2554,13 @@
           <w15:appearance w15:val="hidden"/>
           <w:text/>
         </w:sdtPr>
+        <w:sdtEndPr/>
         <w:sdtContent>
           <w:r>
             <w:t xml:space="preserve">    </w:t>
           </w:r>
         </w:sdtContent>
       </w:sdt>
-      <w:permEnd w:id="182535402"/>
       <w:r>
         <w:t xml:space="preserve">   </w:t>
       </w:r>
@@ -2588,7 +2573,6 @@
         <w:t>Produce a testing report.</w:t>
       </w:r>
     </w:p>
-    <w:permStart w:id="966666940" w:edGrp="everyone"/>
     <w:p>
       <w:pPr>
         <w:pStyle w:val="Comment-Grader"/>
@@ -2602,13 +2586,13 @@
           </w:placeholder>
           <w:text/>
         </w:sdtPr>
+        <w:sdtEndPr/>
         <w:sdtContent>
           <w:r>
             <w:t xml:space="preserve">    </w:t>
           </w:r>
         </w:sdtContent>
       </w:sdt>
-      <w:permEnd w:id="966666940"/>
       <w:r>
         <w:t xml:space="preserve">  </w:t>
       </w:r>
@@ -2641,7 +2625,6 @@
         <w:rPr>
           <w:rFonts w:cstheme="majorHAnsi"/>
         </w:rPr>
-        <w:lastRenderedPageBreak/>
         <w:t>SUPPLEMENTARY I</w:t>
       </w:r>
       <w:r>
@@ -2862,7 +2845,6 @@
         <w:rPr>
           <w:rFonts w:cstheme="majorHAnsi"/>
         </w:rPr>
-        <w:lastRenderedPageBreak/>
         <w:t>SUPPLEMENTARY I</w:t>
       </w:r>
       <w:r>
@@ -3046,7 +3028,6 @@
         <w:t xml:space="preserve"> in which he or she is involved.</w:t>
       </w:r>
     </w:p>
-    <w:permStart w:id="1886471582" w:edGrp="everyone"/>
     <w:p>
       <w:pPr>
         <w:pStyle w:val="Comment-Grader"/>
@@ -3067,6 +3048,7 @@
           <w15:appearance w15:val="hidden"/>
           <w:text/>
         </w:sdtPr>
+        <w:sdtEndPr/>
         <w:sdtContent>
           <w:r>
             <w:rPr>
@@ -3076,7 +3058,6 @@
           </w:r>
         </w:sdtContent>
       </w:sdt>
-      <w:permEnd w:id="1886471582"/>
       <w:r>
         <w:rPr>
           <w:lang w:val="en-US"/>
@@ -3193,7 +3174,6 @@
         <w:t>Produce a UML domain model regarding the information requirements in your project.</w:t>
       </w:r>
     </w:p>
-    <w:permStart w:id="2128962506" w:edGrp="everyone"/>
     <w:p>
       <w:pPr>
         <w:pStyle w:val="Comment-Grader"/>
@@ -3208,13 +3188,13 @@
           <w15:appearance w15:val="hidden"/>
           <w:text/>
         </w:sdtPr>
+        <w:sdtEndPr/>
         <w:sdtContent>
           <w:r>
             <w:t xml:space="preserve">    </w:t>
           </w:r>
         </w:sdtContent>
       </w:sdt>
-      <w:permEnd w:id="2128962506"/>
       <w:r>
         <w:t xml:space="preserve">   </w:t>
       </w:r>
@@ -3240,7 +3220,6 @@
         <w:rPr>
           <w:rFonts w:cstheme="majorHAnsi"/>
         </w:rPr>
-        <w:lastRenderedPageBreak/>
         <w:t>SUPPLEMENTARY I</w:t>
       </w:r>
       <w:r>
@@ -3342,7 +3321,6 @@
         <w:t>Sign up to the system and become a technician.</w:t>
       </w:r>
     </w:p>
-    <w:permStart w:id="642407937" w:edGrp="everyone"/>
     <w:p>
       <w:pPr>
         <w:pStyle w:val="Comment-Grader"/>
@@ -3357,13 +3335,13 @@
           <w15:appearance w15:val="hidden"/>
           <w:text/>
         </w:sdtPr>
+        <w:sdtEndPr/>
         <w:sdtContent>
           <w:r>
             <w:t xml:space="preserve">    </w:t>
           </w:r>
         </w:sdtContent>
       </w:sdt>
-      <w:permEnd w:id="642407937"/>
       <w:r>
         <w:t xml:space="preserve">   </w:t>
       </w:r>
@@ -3404,7 +3382,6 @@
         <w:t>Update their profiles.</w:t>
       </w:r>
     </w:p>
-    <w:permStart w:id="1607870852" w:edGrp="everyone"/>
     <w:p>
       <w:pPr>
         <w:pStyle w:val="Comment-Grader"/>
@@ -3419,13 +3396,13 @@
           <w15:appearance w15:val="hidden"/>
           <w:text/>
         </w:sdtPr>
+        <w:sdtEndPr/>
         <w:sdtContent>
           <w:r>
             <w:t xml:space="preserve">    </w:t>
           </w:r>
         </w:sdtContent>
       </w:sdt>
-      <w:permEnd w:id="1607870852"/>
       <w:r>
         <w:t xml:space="preserve">   </w:t>
       </w:r>
@@ -3483,7 +3460,6 @@
         <w:t xml:space="preserve"> </w:t>
       </w:r>
     </w:p>
-    <w:permStart w:id="535524790" w:edGrp="everyone"/>
     <w:p>
       <w:pPr>
         <w:pStyle w:val="Comment-Grader"/>
@@ -3498,13 +3474,13 @@
           <w15:appearance w15:val="hidden"/>
           <w:text/>
         </w:sdtPr>
+        <w:sdtEndPr/>
         <w:sdtContent>
           <w:r>
             <w:t xml:space="preserve">    </w:t>
           </w:r>
         </w:sdtContent>
       </w:sdt>
-      <w:permEnd w:id="535524790"/>
     </w:p>
     <w:p>
       <w:pPr>
@@ -3542,7 +3518,6 @@
         <w:t>Show their dashboards.</w:t>
       </w:r>
     </w:p>
-    <w:permStart w:id="753821500" w:edGrp="everyone"/>
     <w:p>
       <w:pPr>
         <w:pStyle w:val="Comment-Grader"/>
@@ -3557,13 +3532,13 @@
           <w15:appearance w15:val="hidden"/>
           <w:text/>
         </w:sdtPr>
+        <w:sdtEndPr/>
         <w:sdtContent>
           <w:r>
             <w:t xml:space="preserve">    </w:t>
           </w:r>
         </w:sdtContent>
       </w:sdt>
-      <w:permEnd w:id="753821500"/>
       <w:r>
         <w:t xml:space="preserve">    </w:t>
       </w:r>
@@ -3650,7 +3625,6 @@
         <w:rPr>
           <w:rFonts w:cstheme="majorHAnsi"/>
         </w:rPr>
-        <w:lastRenderedPageBreak/>
         <w:t>Managerial requirements</w:t>
       </w:r>
     </w:p>
@@ -3665,7 +3639,6 @@
         <w:t>Provide a link to a video in which you informally test requirement #8 and #9.  Videos should not exceed 10 minutes in length and must be stored at the USE's facilities.</w:t>
       </w:r>
     </w:p>
-    <w:permStart w:id="720394256" w:edGrp="everyone"/>
     <w:p>
       <w:pPr>
         <w:pStyle w:val="Comment-Grader"/>
@@ -3679,13 +3652,13 @@
           </w:placeholder>
           <w:text/>
         </w:sdtPr>
+        <w:sdtEndPr/>
         <w:sdtContent>
           <w:r>
             <w:t xml:space="preserve">    </w:t>
           </w:r>
         </w:sdtContent>
       </w:sdt>
-      <w:permEnd w:id="720394256"/>
       <w:r>
         <w:t xml:space="preserve">   </w:t>
       </w:r>
@@ -3705,7 +3678,6 @@
         <w:rPr>
           <w:rFonts w:cstheme="majorHAnsi"/>
         </w:rPr>
-        <w:lastRenderedPageBreak/>
         <w:t>SUPPLEMENTARY I</w:t>
       </w:r>
       <w:r>
@@ -3836,7 +3808,6 @@
         <w:t xml:space="preserve"> mutations in your code and report on the results.</w:t>
       </w:r>
     </w:p>
-    <w:permStart w:id="556823413" w:edGrp="everyone"/>
     <w:p>
       <w:pPr>
         <w:pStyle w:val="Comment-Grader"/>
@@ -3851,13 +3822,13 @@
           <w15:appearance w15:val="hidden"/>
           <w:text/>
         </w:sdtPr>
+        <w:sdtEndPr/>
         <w:sdtContent>
           <w:r>
             <w:t xml:space="preserve">    </w:t>
           </w:r>
         </w:sdtContent>
       </w:sdt>
-      <w:permEnd w:id="556823413"/>
       <w:r>
         <w:t xml:space="preserve">  </w:t>
       </w:r>
@@ -3884,7 +3855,6 @@
         <w:t>Produce a lint report.</w:t>
       </w:r>
     </w:p>
-    <w:permStart w:id="785340386" w:edGrp="everyone"/>
     <w:p>
       <w:pPr>
         <w:pStyle w:val="Comment-Grader"/>
@@ -3899,13 +3869,13 @@
           <w15:appearance w15:val="hidden"/>
           <w:text/>
         </w:sdtPr>
+        <w:sdtEndPr/>
         <w:sdtContent>
           <w:r>
             <w:t xml:space="preserve">    </w:t>
           </w:r>
         </w:sdtContent>
       </w:sdt>
-      <w:permEnd w:id="785340386"/>
       <w:r>
         <w:t xml:space="preserve">   </w:t>
       </w:r>
@@ -3931,7 +3901,6 @@
         <w:rPr>
           <w:rFonts w:cstheme="majorHAnsi"/>
         </w:rPr>
-        <w:lastRenderedPageBreak/>
         <w:t>SUPPLEMENTARY II</w:t>
       </w:r>
       <w:r>
@@ -4086,7 +4055,6 @@
         <w:t>Produce an analysis report.</w:t>
       </w:r>
     </w:p>
-    <w:permStart w:id="683497211" w:edGrp="everyone"/>
     <w:p>
       <w:pPr>
         <w:pStyle w:val="Comment-Grader"/>
@@ -4101,6 +4069,7 @@
           <w15:appearance w15:val="hidden"/>
           <w:text/>
         </w:sdtPr>
+        <w:sdtEndPr/>
         <w:sdtContent>
           <w:r>
             <w:t xml:space="preserve">  </w:t>
@@ -4113,7 +4082,6 @@
           </w:r>
         </w:sdtContent>
       </w:sdt>
-      <w:permEnd w:id="683497211"/>
       <w:r>
         <w:t xml:space="preserve">    </w:t>
       </w:r>
@@ -4126,7 +4094,6 @@
         <w:t>Produce a planning and progress report.</w:t>
       </w:r>
     </w:p>
-    <w:permStart w:id="1112939993" w:edGrp="everyone"/>
     <w:p>
       <w:pPr>
         <w:pStyle w:val="Comment-Grader"/>
@@ -4141,6 +4108,7 @@
           <w15:appearance w15:val="hidden"/>
           <w:text/>
         </w:sdtPr>
+        <w:sdtEndPr/>
         <w:sdtContent>
           <w:r>
             <w:t xml:space="preserve">  </w:t>
@@ -4153,7 +4121,6 @@
           </w:r>
         </w:sdtContent>
       </w:sdt>
-      <w:permEnd w:id="1112939993"/>
       <w:r>
         <w:t xml:space="preserve">    </w:t>
       </w:r>
@@ -4226,7 +4193,6 @@
         <w:rPr>
           <w:rFonts w:cstheme="majorHAnsi"/>
         </w:rPr>
-        <w:lastRenderedPageBreak/>
         <w:t>SUPPLEMENTARY II</w:t>
       </w:r>
       <w:r>
@@ -4297,7 +4263,6 @@
         <w:t>. A web service must be used to populate this entity with information about courses.  Thus, the exact data to store depends on the chosen service, and it is the students' responsibility to define them accordingly.  It is also the students’ responsibility to find the appropriate service; no implicit or explicit liabilities shall be covered by the University of Seville or their individual affiliates if the students hire pay-per-use services! The students are strongly advised to ensure that the service they choose is free of charge.</w:t>
       </w:r>
     </w:p>
-    <w:permStart w:id="461903029" w:edGrp="everyone"/>
     <w:p>
       <w:pPr>
         <w:pStyle w:val="Comment-Grader"/>
@@ -4318,6 +4283,7 @@
           <w15:appearance w15:val="hidden"/>
           <w:text/>
         </w:sdtPr>
+        <w:sdtEndPr/>
         <w:sdtContent>
           <w:r>
             <w:rPr>
@@ -4327,7 +4293,6 @@
           </w:r>
         </w:sdtContent>
       </w:sdt>
-      <w:permEnd w:id="461903029"/>
       <w:r>
         <w:rPr>
           <w:lang w:val="en-US"/>
@@ -4444,7 +4409,6 @@
         <w:t>Produce an analysis report.</w:t>
       </w:r>
     </w:p>
-    <w:permStart w:id="361329648" w:edGrp="everyone"/>
     <w:p>
       <w:pPr>
         <w:pStyle w:val="Comment-Grader"/>
@@ -4459,13 +4423,13 @@
           <w15:appearance w15:val="hidden"/>
           <w:text/>
         </w:sdtPr>
+        <w:sdtEndPr/>
         <w:sdtContent>
           <w:r>
             <w:t xml:space="preserve">    </w:t>
           </w:r>
         </w:sdtContent>
       </w:sdt>
-      <w:permEnd w:id="361329648"/>
       <w:r>
         <w:t xml:space="preserve">   </w:t>
       </w:r>
@@ -4478,7 +4442,6 @@
         <w:t>Produce a planning and progress report.</w:t>
       </w:r>
     </w:p>
-    <w:permStart w:id="1945395699" w:edGrp="everyone"/>
     <w:p>
       <w:pPr>
         <w:pStyle w:val="Comment-Grader"/>
@@ -4496,6 +4459,7 @@
           <w15:appearance w15:val="hidden"/>
           <w:text/>
         </w:sdtPr>
+        <w:sdtEndPr/>
         <w:sdtContent>
           <w:r>
             <w:rPr>
@@ -4505,7 +4469,6 @@
           </w:r>
         </w:sdtContent>
       </w:sdt>
-      <w:permEnd w:id="1945395699"/>
       <w:r>
         <w:rPr>
           <w:lang w:val="en-US"/>
@@ -4534,7 +4497,6 @@
         <w:rPr>
           <w:rFonts w:cstheme="majorHAnsi"/>
         </w:rPr>
-        <w:lastRenderedPageBreak/>
         <w:t>SUPPLEMENTARY II</w:t>
       </w:r>
       <w:r>
@@ -4642,7 +4604,6 @@
         <w:t>.</w:t>
       </w:r>
     </w:p>
-    <w:permStart w:id="1539192550" w:edGrp="everyone"/>
     <w:p>
       <w:pPr>
         <w:pStyle w:val="Comment-Grader"/>
@@ -4656,13 +4617,13 @@
           </w:placeholder>
           <w:text/>
         </w:sdtPr>
+        <w:sdtEndPr/>
         <w:sdtContent>
           <w:r>
             <w:t xml:space="preserve">    </w:t>
           </w:r>
         </w:sdtContent>
       </w:sdt>
-      <w:permEnd w:id="1539192550"/>
       <w:r>
         <w:t xml:space="preserve">   </w:t>
       </w:r>
@@ -4712,7 +4673,6 @@
         <w:t xml:space="preserve"> data.</w:t>
       </w:r>
     </w:p>
-    <w:permStart w:id="679035508" w:edGrp="everyone"/>
     <w:p>
       <w:pPr>
         <w:pStyle w:val="Comment-Grader"/>
@@ -4726,13 +4686,13 @@
           </w:placeholder>
           <w:text/>
         </w:sdtPr>
+        <w:sdtEndPr/>
         <w:sdtContent>
           <w:r>
             <w:t xml:space="preserve">    </w:t>
           </w:r>
         </w:sdtContent>
       </w:sdt>
-      <w:permEnd w:id="679035508"/>
       <w:r>
         <w:t xml:space="preserve">   </w:t>
       </w:r>
@@ -4816,7 +4776,6 @@
         <w:t>Produce an analysis report.</w:t>
       </w:r>
     </w:p>
-    <w:permStart w:id="1958957681" w:edGrp="everyone"/>
     <w:p>
       <w:pPr>
         <w:pStyle w:val="Comment-Grader"/>
@@ -4831,13 +4790,13 @@
           <w15:appearance w15:val="hidden"/>
           <w:text/>
         </w:sdtPr>
+        <w:sdtEndPr/>
         <w:sdtContent>
           <w:r>
             <w:t xml:space="preserve">    </w:t>
           </w:r>
         </w:sdtContent>
       </w:sdt>
-      <w:permEnd w:id="1958957681"/>
       <w:r>
         <w:t xml:space="preserve">    </w:t>
       </w:r>
@@ -4850,7 +4809,6 @@
         <w:t>Produce a planning and progress report.</w:t>
       </w:r>
     </w:p>
-    <w:permStart w:id="1571365108" w:edGrp="everyone"/>
     <w:p>
       <w:pPr>
         <w:pStyle w:val="Comment-Grader"/>
@@ -4870,6 +4828,7 @@
           </w:placeholder>
           <w:text/>
         </w:sdtPr>
+        <w:sdtEndPr/>
         <w:sdtContent>
           <w:r>
             <w:rPr>
@@ -4879,7 +4838,6 @@
           </w:r>
         </w:sdtContent>
       </w:sdt>
-      <w:permEnd w:id="1571365108"/>
       <w:r>
         <w:rPr>
           <w:lang w:val="en-US"/>
@@ -4915,7 +4873,6 @@
         <w:rPr>
           <w:rFonts w:cstheme="majorHAnsi"/>
         </w:rPr>
-        <w:lastRenderedPageBreak/>
         <w:t>SUPPLEMENTARY II</w:t>
       </w:r>
       <w:r>
@@ -5055,7 +5012,6 @@
         <w:t xml:space="preserve"> is properly mocked.</w:t>
       </w:r>
     </w:p>
-    <w:permStart w:id="2023780766" w:edGrp="everyone"/>
     <w:p>
       <w:pPr>
         <w:pStyle w:val="Comment-Grader"/>
@@ -5070,13 +5026,13 @@
           <w15:appearance w15:val="hidden"/>
           <w:text/>
         </w:sdtPr>
+        <w:sdtEndPr/>
         <w:sdtContent>
           <w:r>
             <w:t xml:space="preserve">    </w:t>
           </w:r>
         </w:sdtContent>
       </w:sdt>
-      <w:permEnd w:id="2023780766"/>
       <w:r>
         <w:t xml:space="preserve">  </w:t>
       </w:r>
@@ -5103,7 +5059,6 @@
         <w:t>Produce an analysis report.</w:t>
       </w:r>
     </w:p>
-    <w:permStart w:id="925264847" w:edGrp="everyone"/>
     <w:p>
       <w:pPr>
         <w:pStyle w:val="Comment-Grader"/>
@@ -5117,13 +5072,13 @@
           </w:placeholder>
           <w:text/>
         </w:sdtPr>
+        <w:sdtEndPr/>
         <w:sdtContent>
           <w:r>
             <w:t xml:space="preserve">    </w:t>
           </w:r>
         </w:sdtContent>
       </w:sdt>
-      <w:permEnd w:id="925264847"/>
       <w:r>
         <w:t xml:space="preserve">   </w:t>
       </w:r>
@@ -5136,7 +5091,6 @@
         <w:t>Produce a planning and progress report.</w:t>
       </w:r>
     </w:p>
-    <w:permStart w:id="1852798819" w:edGrp="everyone"/>
     <w:p>
       <w:pPr>
         <w:pStyle w:val="Comment-Grader"/>
@@ -5150,13 +5104,13 @@
           </w:placeholder>
           <w:text/>
         </w:sdtPr>
+        <w:sdtEndPr/>
         <w:sdtContent>
           <w:r>
             <w:t xml:space="preserve">    </w:t>
           </w:r>
         </w:sdtContent>
       </w:sdt>
-      <w:permEnd w:id="1852798819"/>
       <w:r>
         <w:t xml:space="preserve">   </w:t>
       </w:r>
@@ -9078,10 +9032,12 @@
     <w:rsid w:val="001942D6"/>
     <w:rsid w:val="001B7228"/>
     <w:rsid w:val="001F6D99"/>
+    <w:rsid w:val="00271B85"/>
     <w:rsid w:val="00311D70"/>
     <w:rsid w:val="00362E40"/>
     <w:rsid w:val="003936CA"/>
     <w:rsid w:val="003F3911"/>
+    <w:rsid w:val="00410C5A"/>
     <w:rsid w:val="004D7778"/>
     <w:rsid w:val="00635F6F"/>
     <w:rsid w:val="007C55A8"/>
